--- a/milestone_1_template.docx
+++ b/milestone_1_template.docx
@@ -7,7 +7,10 @@
         <w:jc w:val="center"/>
       </w:pPr>
       <w:r>
-        <w:t>Detecting Credit Card Fraud</w:t>
+        <w:t>Diabetes</w:t>
+      </w:r>
+      <w:r>
+        <w:t xml:space="preserve"> Prediction</w:t>
       </w:r>
     </w:p>
     <w:p>
@@ -23,6 +26,23 @@
         <w:jc w:val="center"/>
       </w:pPr>
       <w:r>
+        <w:t>June 12</w:t>
+      </w:r>
+      <w:r>
+        <w:rPr>
+          <w:vertAlign w:val="superscript"/>
+        </w:rPr>
+        <w:t>th</w:t>
+      </w:r>
+      <w:r>
+        <w:t xml:space="preserve"> 2026</w:t>
+      </w:r>
+    </w:p>
+    <w:p>
+      <w:pPr>
+        <w:jc w:val="center"/>
+      </w:pPr>
+      <w:r>
         <w:t>Gyan Kannur</w:t>
       </w:r>
     </w:p>
@@ -31,7 +51,10 @@
         <w:jc w:val="center"/>
       </w:pPr>
       <w:r>
-        <w:t>DSC680-T301</w:t>
+        <w:t>DSC680-T30</w:t>
+      </w:r>
+      <w:r>
+        <w:t>2</w:t>
       </w:r>
     </w:p>
     <w:p>
@@ -61,25 +84,15 @@
         <w:ind w:firstLine="720"/>
       </w:pPr>
       <w:r>
-        <w:t>Detecting Credit Card Fraud Using Machine Learning Models</w:t>
-      </w:r>
-      <w:r>
-        <w:t xml:space="preserve">. </w:t>
-      </w:r>
-      <w:r>
-        <w:t>I work in the banking industry</w:t>
-      </w:r>
-      <w:r>
-        <w:t>, where</w:t>
-      </w:r>
-      <w:r>
-        <w:t xml:space="preserve"> credit card</w:t>
-      </w:r>
-      <w:r>
-        <w:t xml:space="preserve"> fraud is an ongoing issue for both financial institutions and our customers. </w:t>
-      </w:r>
-      <w:r>
-        <w:t>I want to use this project as an opportunity to investigate patterns in synthetic credit card transaction data to develop predictive models for identifying credit card fraud.</w:t>
+        <w:t xml:space="preserve">Diabetes is one of the most common human diseases and has become a significant public health concern worldwide. There were approximately 450 million people diagnosed with diabetes that resulted in around 1.37 million deaths globally in 2017. More than 100 million US adults live with diabetes, and diabetes was the seventh leading cause of death in the US in 2020 . One in ten US adults have diabetes now, and if the current trend continues, it is projected that as many as one in three US adults could have diabetes by 2050 </w:t>
+      </w:r>
+    </w:p>
+    <w:p>
+      <w:pPr>
+        <w:ind w:firstLine="720"/>
+      </w:pPr>
+      <w:r>
+        <w:t>Healthcare providers need a scalable, accurate, and data-driven solution to help identify patients at high risk of diabetes as early as possible.</w:t>
       </w:r>
     </w:p>
     <w:p/>
@@ -95,17 +108,26 @@
           <w:b/>
           <w:bCs/>
         </w:rPr>
-        <w:t>Business Problem</w:t>
+        <w:t xml:space="preserve">Business </w:t>
+      </w:r>
+      <w:r>
+        <w:rPr>
+          <w:b/>
+          <w:bCs/>
+        </w:rPr>
+        <w:t>Objective</w:t>
       </w:r>
     </w:p>
     <w:p/>
     <w:p>
       <w:r>
         <w:tab/>
-        <w:t>Identifying credit card fraud is critical for financial institutions.</w:t>
-      </w:r>
-      <w:r>
-        <w:t xml:space="preserve"> Credit card fraud has become a widespread problem, and I want to focus on several questions:</w:t>
+      </w:r>
+      <w:r>
+        <w:t>Improve clinical decision-making efficiency</w:t>
+      </w:r>
+      <w:r>
+        <w:t>:</w:t>
       </w:r>
     </w:p>
     <w:p>
@@ -117,10 +139,7 @@
         </w:numPr>
       </w:pPr>
       <w:r>
-        <w:t>Which geographic areas are associated with fraud the most</w:t>
-      </w:r>
-      <w:r>
-        <w:t xml:space="preserve">? </w:t>
+        <w:t>To develop a predictive model for diagnosing diabetes based on medical predictor factors.</w:t>
       </w:r>
     </w:p>
     <w:p>
@@ -132,67 +151,7 @@
         </w:numPr>
       </w:pPr>
       <w:r>
-        <w:t>Does more fraud occur online or in person?</w:t>
-      </w:r>
-    </w:p>
-    <w:p>
-      <w:pPr>
-        <w:pStyle w:val="ListParagraph"/>
-        <w:numPr>
-          <w:ilvl w:val="0"/>
-          <w:numId w:val="3"/>
-        </w:numPr>
-      </w:pPr>
-      <w:r>
-        <w:t>Does time of</w:t>
-      </w:r>
-      <w:r>
-        <w:t xml:space="preserve"> day</w:t>
-      </w:r>
-      <w:r>
-        <w:t xml:space="preserve"> </w:t>
-      </w:r>
-      <w:r>
-        <w:t>or transaction amount</w:t>
-      </w:r>
-      <w:r>
-        <w:t xml:space="preserve"> </w:t>
-      </w:r>
-      <w:r>
-        <w:t>correlate with</w:t>
-      </w:r>
-      <w:r>
-        <w:t xml:space="preserve"> fraud</w:t>
-      </w:r>
-      <w:r>
-        <w:t>ulent activity</w:t>
-      </w:r>
-      <w:r>
-        <w:t>?</w:t>
-      </w:r>
-    </w:p>
-    <w:p>
-      <w:pPr>
-        <w:pStyle w:val="ListParagraph"/>
-        <w:numPr>
-          <w:ilvl w:val="0"/>
-          <w:numId w:val="3"/>
-        </w:numPr>
-      </w:pPr>
-      <w:r>
-        <w:t>What machine learning models perform the best when predicting fraud?</w:t>
-      </w:r>
-    </w:p>
-    <w:p>
-      <w:pPr>
-        <w:pStyle w:val="ListParagraph"/>
-        <w:numPr>
-          <w:ilvl w:val="0"/>
-          <w:numId w:val="3"/>
-        </w:numPr>
-      </w:pPr>
-      <w:r>
-        <w:t>What other features are important for identifying fraud?</w:t>
+        <w:t>To assess different factors that influence diabetes prediction, and gain insights into their individual and collective impact on diabetes diagnosis.</w:t>
       </w:r>
     </w:p>
     <w:p/>
@@ -222,74 +181,138 @@
     <w:p>
       <w:r>
         <w:tab/>
-        <w:t xml:space="preserve">I am using a synthetic dataset I found on </w:t>
-      </w:r>
-      <w:hyperlink r:id="rId6" w:history="1">
-        <w:r>
-          <w:rPr>
-            <w:rStyle w:val="Hyperlink"/>
-          </w:rPr>
-          <w:t>Kaggle</w:t>
-        </w:r>
-      </w:hyperlink>
-      <w:r>
-        <w:t xml:space="preserve">. The author is Erik Altman and contains 20 million transactions that were generated from a multi-agent virtual world simulation performed by IBM.  </w:t>
-      </w:r>
-      <w:r>
-        <w:t>The</w:t>
-      </w:r>
-      <w:r>
-        <w:t xml:space="preserve">re are several different csv files included in the downloaded dataset. I will primarily be focusing the transactions </w:t>
-      </w:r>
-      <w:r>
-        <w:t>dataset but</w:t>
-      </w:r>
-      <w:r>
-        <w:t xml:space="preserve"> may incorporate the users dataset if I need to improve my model’s performance by including more features (or different features). </w:t>
-      </w:r>
-    </w:p>
-    <w:p>
-      <w:r>
-        <w:tab/>
-        <w:t>The</w:t>
-      </w:r>
-      <w:r>
-        <w:t xml:space="preserve">re are </w:t>
-      </w:r>
-      <w:r>
-        <w:t>24</w:t>
-      </w:r>
-      <w:r>
-        <w:t>,</w:t>
-      </w:r>
-      <w:r>
-        <w:t>386</w:t>
-      </w:r>
-      <w:r>
-        <w:t>,</w:t>
-      </w:r>
-      <w:r>
-        <w:t>900</w:t>
-      </w:r>
-      <w:r>
-        <w:t xml:space="preserve"> transactions</w:t>
-      </w:r>
-      <w:r>
-        <w:t xml:space="preserve"> in the</w:t>
-      </w:r>
-      <w:r>
-        <w:t xml:space="preserve"> dataset </w:t>
-      </w:r>
-      <w:r>
-        <w:t xml:space="preserve">and it includes 15 features. The column names are </w:t>
-      </w:r>
+      </w:r>
+      <w:r>
+        <w:t>This dataset contains 1,168 medical records designed for predicting the onset of diabetes based on routine diagnostic measurements. Each record includes eight clinical features commonly collected during standard health screenings, along with a binary outcome variable indicating whether the patient was diagnosed with diabetes.</w:t>
+      </w:r>
+      <w:r>
+        <w:t xml:space="preserve"> </w:t>
+      </w:r>
+    </w:p>
+    <w:p/>
+    <w:p>
+      <w:r>
+        <w:rPr>
+          <w:b/>
+          <w:bCs/>
+        </w:rPr>
+        <w:t>Features</w:t>
+      </w:r>
+      <w:r>
+        <w:t>:</w:t>
+      </w:r>
+    </w:p>
+    <w:p/>
+    <w:p>
+      <w:r>
+        <w:t>Pregnancies: Number of times the patient has been pregnant</w:t>
+      </w:r>
+    </w:p>
+    <w:p>
+      <w:r>
+        <w:t>Glucose: Plasma glucose concentration from a 2-hour oral glucose tolerance test (mg/dL)</w:t>
+      </w:r>
+    </w:p>
+    <w:p>
       <w:proofErr w:type="spellStart"/>
       <w:r>
-        <w:t>UserID</w:t>
+        <w:t>BloodPressure</w:t>
       </w:r>
       <w:proofErr w:type="spellEnd"/>
       <w:r>
-        <w:t xml:space="preserve">, CardID, Year, Month, Day, Time, Amount, Use Chip, Merchant Name, Merchant City, Merchant State, Zip, MCC, Errors?, and Is Fraud?. It will likely not be necessary to use all of these features, but several of them will be useful to identify both the timeframe of when fraud occurs and if there are areas that it occurs in the most (or online purchases). Furthermore, the synthetic dataset was created to emulate United States customers who also travel abroad, which will help provide diverse geographic information. </w:t>
+        <w:t>: Diastolic blood pressure (mm Hg)</w:t>
+      </w:r>
+    </w:p>
+    <w:p>
+      <w:proofErr w:type="spellStart"/>
+      <w:r>
+        <w:t>SkinThickness</w:t>
+      </w:r>
+      <w:proofErr w:type="spellEnd"/>
+      <w:r>
+        <w:t>: Triceps skinfold thickness (mm)</w:t>
+      </w:r>
+    </w:p>
+    <w:p>
+      <w:r>
+        <w:t>Insulin: 2-hour serum insulin level (</w:t>
+      </w:r>
+      <w:proofErr w:type="spellStart"/>
+      <w:r>
+        <w:t>μU</w:t>
+      </w:r>
+      <w:proofErr w:type="spellEnd"/>
+      <w:r>
+        <w:t>/mL)</w:t>
+      </w:r>
+    </w:p>
+    <w:p>
+      <w:r>
+        <w:t>BMI: Body mass index calculated as weight in kg / (height in m)²</w:t>
+      </w:r>
+    </w:p>
+    <w:p>
+      <w:proofErr w:type="spellStart"/>
+      <w:r>
+        <w:t>DiabetesPedigreeFunction</w:t>
+      </w:r>
+      <w:proofErr w:type="spellEnd"/>
+      <w:r>
+        <w:t>: A composite score reflecting the likelihood of diabetes based on family history</w:t>
+      </w:r>
+    </w:p>
+    <w:p>
+      <w:r>
+        <w:lastRenderedPageBreak/>
+        <w:t>Age: Age of the patient in years</w:t>
+      </w:r>
+    </w:p>
+    <w:p>
+      <w:r>
+        <w:t>Outcome: Binary target variable (1 = diabetes diagnosed, 0 = no diabetes)</w:t>
+      </w:r>
+    </w:p>
+    <w:p/>
+    <w:p>
+      <w:r>
+        <w:t xml:space="preserve">The dataset comprises 771 negative cases and 397 positive cases, representing a class imbalance ratio of approximately 66:34. Patient ages range from 21 to 81 years. Some feature columns contain zero values (e.g., Glucose, </w:t>
+      </w:r>
+      <w:proofErr w:type="spellStart"/>
+      <w:r>
+        <w:t>BloodPressure</w:t>
+      </w:r>
+      <w:proofErr w:type="spellEnd"/>
+      <w:r>
+        <w:t xml:space="preserve">, </w:t>
+      </w:r>
+      <w:proofErr w:type="spellStart"/>
+      <w:r>
+        <w:t>SkinThickness</w:t>
+      </w:r>
+      <w:proofErr w:type="spellEnd"/>
+      <w:r>
+        <w:t>, Insulin, BMI) that likely represent missing or unrecorded measurements rather than true biological zeros; researchers should account for this during preprocessing.</w:t>
+      </w:r>
+    </w:p>
+    <w:p>
+      <w:r>
+        <w:t>This dataset is well suited for supervised binary classification tasks and can be used to benchmark machine learning models such as logistic regression, decision trees, random forests, gradient boosting, support vector machines, and neural networks. It is also appropriate for educational purposes in data science and healthcare analytics curricula, including exercises in exploratory data analysis, feature engineering, handling missing values, class imbalance techniques, and model evaluation.</w:t>
+      </w:r>
+    </w:p>
+    <w:p>
+      <w:r>
+        <w:t xml:space="preserve">The data was prepared and exported from </w:t>
+      </w:r>
+      <w:proofErr w:type="spellStart"/>
+      <w:r>
+        <w:t>VertexMD</w:t>
+      </w:r>
+      <w:proofErr w:type="spellEnd"/>
+      <w:r>
+        <w:t>, a local-first electronic health records application designed for personal medical record tracking and interoperability research.</w:t>
+      </w:r>
+      <w:r>
+        <w:t xml:space="preserve"> </w:t>
       </w:r>
     </w:p>
     <w:p/>
@@ -317,60 +340,254 @@
         <w:t xml:space="preserve"> </w:t>
       </w:r>
       <w:r>
-        <w:t xml:space="preserve">The Kaggle dataset page describes the use of </w:t>
+        <w:t>Supervised Machine Learning Models</w:t>
+      </w:r>
+    </w:p>
+    <w:p>
+      <w:pPr>
+        <w:ind w:left="1440"/>
+      </w:pPr>
+      <w:r>
+        <w:t>Apply multiple classification algorithms to predict diabetes:</w:t>
+      </w:r>
+    </w:p>
+    <w:p>
+      <w:pPr>
+        <w:ind w:left="1440"/>
+      </w:pPr>
+      <w:r>
+        <w:t>Base Models</w:t>
+      </w:r>
+    </w:p>
+    <w:p>
+      <w:pPr>
+        <w:ind w:left="1440"/>
+      </w:pPr>
+      <w:r>
+        <w:t>Logistic/Linear-based models (baseline conceptually)</w:t>
+      </w:r>
+    </w:p>
+    <w:p>
+      <w:pPr>
+        <w:ind w:left="1440"/>
+      </w:pPr>
+      <w:r>
+        <w:t>K-Nearest Neighbors (KNN)</w:t>
+      </w:r>
+    </w:p>
+    <w:p>
+      <w:pPr>
+        <w:ind w:left="1440"/>
+      </w:pPr>
+      <w:r>
+        <w:t>Decision Tree</w:t>
+      </w:r>
+    </w:p>
+    <w:p>
+      <w:pPr>
+        <w:ind w:left="1440"/>
+      </w:pPr>
+      <w:r>
+        <w:t>Random Forest</w:t>
+      </w:r>
+    </w:p>
+    <w:p>
+      <w:pPr>
+        <w:ind w:left="1440"/>
+      </w:pPr>
+      <w:r>
+        <w:t>Support Vector Machine (SVM)</w:t>
+      </w:r>
+    </w:p>
+    <w:p>
+      <w:pPr>
+        <w:ind w:left="1440"/>
+      </w:pPr>
+      <w:r>
+        <w:t>Naive Bayes (</w:t>
       </w:r>
       <w:proofErr w:type="spellStart"/>
       <w:r>
-        <w:t>TabFormer</w:t>
+        <w:t>GaussianNB</w:t>
       </w:r>
       <w:proofErr w:type="spellEnd"/>
       <w:r>
-        <w:t xml:space="preserve"> (B</w:t>
-      </w:r>
-      <w:r>
-        <w:t xml:space="preserve">idirectional </w:t>
-      </w:r>
-      <w:r>
-        <w:t>E</w:t>
-      </w:r>
-      <w:r>
-        <w:t xml:space="preserve">ncoder </w:t>
-      </w:r>
-      <w:r>
-        <w:t>R</w:t>
-      </w:r>
-      <w:r>
-        <w:t xml:space="preserve">epresentations from </w:t>
-      </w:r>
-      <w:r>
-        <w:t>T</w:t>
-      </w:r>
-      <w:r>
-        <w:t>ransformers (BERT)</w:t>
-      </w:r>
-      <w:r>
-        <w:t xml:space="preserve">-based model), as well as a Long Short Term </w:t>
-      </w:r>
+        <w:t>)</w:t>
+      </w:r>
+    </w:p>
+    <w:p>
+      <w:pPr>
+        <w:ind w:left="1440"/>
+      </w:pPr>
+      <w:r>
+        <w:t>Gradient Boosting</w:t>
+      </w:r>
+    </w:p>
+    <w:p>
+      <w:pPr>
+        <w:ind w:left="1440"/>
+      </w:pPr>
+      <w:r>
+        <w:t>Extra Trees Classifier</w:t>
+      </w:r>
+    </w:p>
+    <w:p>
+      <w:pPr>
+        <w:ind w:left="1440"/>
+      </w:pPr>
+    </w:p>
+    <w:p>
+      <w:pPr>
+        <w:rPr>
+          <w:b/>
+          <w:bCs/>
+        </w:rPr>
+      </w:pPr>
+      <w:r>
+        <w:rPr>
+          <w:b/>
+          <w:bCs/>
+        </w:rPr>
+        <w:t>Key Research Questions</w:t>
+      </w:r>
+    </w:p>
+    <w:p/>
+    <w:p>
+      <w:r>
+        <w:t>Model Performance</w:t>
+      </w:r>
+    </w:p>
+    <w:p>
+      <w:pPr>
+        <w:pStyle w:val="ListParagraph"/>
+        <w:numPr>
+          <w:ilvl w:val="0"/>
+          <w:numId w:val="4"/>
+        </w:numPr>
+      </w:pPr>
+      <w:r>
+        <w:t>Which machine learning algorithm provides the highest predictive accuracy for diabetes detection?</w:t>
+      </w:r>
+    </w:p>
+    <w:p>
+      <w:pPr>
+        <w:pStyle w:val="ListParagraph"/>
+        <w:numPr>
+          <w:ilvl w:val="0"/>
+          <w:numId w:val="4"/>
+        </w:numPr>
+      </w:pPr>
+      <w:r>
+        <w:t>Do advanced methods (ensemble, stacking) outperform individual models?</w:t>
+      </w:r>
+    </w:p>
+    <w:p/>
+    <w:p>
+      <w:r>
+        <w:t>Feature Importance</w:t>
+      </w:r>
+    </w:p>
+    <w:p>
+      <w:r>
+        <w:t>Which patient attributes (e.g., glucose level, BMI, age) are the most influential predictors of diabetes?</w:t>
+      </w:r>
+    </w:p>
+    <w:p/>
+    <w:p>
+      <w:r>
+        <w:t>Model Robustness</w:t>
+      </w:r>
+    </w:p>
+    <w:p>
+      <w:r>
+        <w:t>How well do models perform across:</w:t>
+      </w:r>
+    </w:p>
+    <w:p>
       <w:r>
         <w:lastRenderedPageBreak/>
-        <w:t>Memory Model, and Gated Recurrent Unit (GRU) model.</w:t>
-      </w:r>
-      <w:r>
-        <w:t xml:space="preserve"> Another Kaggle user describes the use of a Graph Neural Network (GNN). </w:t>
-      </w:r>
-      <w:r>
-        <w:t>Considering</w:t>
-      </w:r>
-      <w:r>
-        <w:t xml:space="preserve"> this, I will be investigating the use of Neural Networks on the dataset.</w:t>
-      </w:r>
-      <w:r>
-        <w:t xml:space="preserve"> I plan to implement a LSTM model and possibly GNN model as well.</w:t>
-      </w:r>
-      <w:r>
-        <w:t xml:space="preserve"> However, given my unfamiliarity with neural networks, I will also be implementing simpler baseline models such as Logistic Regression and Random Forest for comparison. </w:t>
-      </w:r>
-    </w:p>
+        <w:tab/>
+        <w:t>Cross-validation</w:t>
+      </w:r>
+    </w:p>
+    <w:p>
+      <w:r>
+        <w:tab/>
+        <w:t>Holdout test data</w:t>
+      </w:r>
+    </w:p>
+    <w:p>
+      <w:r>
+        <w:t>Are models overfitting or generalizing well?</w:t>
+      </w:r>
+    </w:p>
+    <w:p/>
+    <w:p>
+      <w:r>
+        <w:t>Optimization</w:t>
+      </w:r>
+    </w:p>
+    <w:p>
+      <w:r>
+        <w:t>Can performance be improved through:</w:t>
+      </w:r>
+    </w:p>
+    <w:p>
+      <w:r>
+        <w:tab/>
+        <w:t>Hyperparameter tuning</w:t>
+      </w:r>
+    </w:p>
+    <w:p>
+      <w:r>
+        <w:tab/>
+        <w:t>Ensemble methods</w:t>
+      </w:r>
+    </w:p>
+    <w:p>
+      <w:r>
+        <w:tab/>
+        <w:t>Feature selection techniques</w:t>
+      </w:r>
+    </w:p>
+    <w:p/>
+    <w:p>
+      <w:r>
+        <w:t>Business Applicability</w:t>
+      </w:r>
+    </w:p>
+    <w:p>
+      <w:r>
+        <w:t>Can the model be used as a decision-support tool in clinical or health screening environments?</w:t>
+      </w:r>
+    </w:p>
+    <w:p>
+      <w:r>
+        <w:t>What level of accuracy is required to make the model safe and useful in practice?</w:t>
+      </w:r>
+    </w:p>
+    <w:p/>
+    <w:p>
+      <w:r>
+        <w:t>Why This Matters (Business Impact)</w:t>
+      </w:r>
+    </w:p>
+    <w:p>
+      <w:r>
+        <w:t>Early Detection → reduces complications and hospitalizations</w:t>
+      </w:r>
+    </w:p>
+    <w:p>
+      <w:r>
+        <w:t>Operational Efficiency → supports faster screening decisions</w:t>
+      </w:r>
+    </w:p>
+    <w:p>
+      <w:r>
+        <w:t>Scalability → enables screening in resource-limited settings</w:t>
+      </w:r>
+    </w:p>
+    <w:p/>
     <w:p/>
     <w:p>
       <w:pPr>
@@ -397,8 +614,59 @@
     </w:p>
     <w:p>
       <w:r>
-        <w:tab/>
-        <w:t xml:space="preserve">I am confident that I do not have a lot of ethical considerations to worry about when working with this data. It does not need to be masked or otherwise protected because it is a synthetic model created specifically for the purpose of learning. However, due to the synthetic nature of this data, there may be bias present. With this in mind, it will be important to treat any solutions as educational experiences that would need to be vetted and retrained before being implemented in any real-world scenarios. </w:t>
+        <w:t>1. Data Privacy &amp; Confidentiality</w:t>
+      </w:r>
+    </w:p>
+    <w:p>
+      <w:r>
+        <w:t>Health data (e.g., glucose, BMI) is highly sensitive.</w:t>
+      </w:r>
+    </w:p>
+    <w:p>
+      <w:r>
+        <w:t>Risk of exposing personal medical information if not properly anonymized or secured.</w:t>
+      </w:r>
+    </w:p>
+    <w:p>
+      <w:r>
+        <w:t>Must comply with regulations (HIPAA, GDPR-like principles).</w:t>
+      </w:r>
+    </w:p>
+    <w:p/>
+    <w:p>
+      <w:r>
+        <w:t>2. Misdiagnosis Risk</w:t>
+      </w:r>
+    </w:p>
+    <w:p>
+      <w:r>
+        <w:t>False negatives → missed diabetes diagnosis</w:t>
+      </w:r>
+    </w:p>
+    <w:p>
+      <w:r>
+        <w:t>False positives → unnecessary stress or treatment</w:t>
+      </w:r>
+    </w:p>
+    <w:p>
+      <w:r>
+        <w:t>Focus on Model high accuracy, which may indicate overfitting, increasing real-world risk.</w:t>
+      </w:r>
+    </w:p>
+    <w:p/>
+    <w:p>
+      <w:r>
+        <w:t>3. Lack of Explainability</w:t>
+      </w:r>
+    </w:p>
+    <w:p>
+      <w:r>
+        <w:t>Complex models (MLP, ensembles, stacking) are black-box systems.</w:t>
+      </w:r>
+    </w:p>
+    <w:p>
+      <w:r>
+        <w:t>Doctors and patients may not trust decisions without explanations.</w:t>
       </w:r>
     </w:p>
     <w:p/>
@@ -421,7 +689,77 @@
     <w:p>
       <w:r>
         <w:tab/>
-        <w:t>I have not worked extensively with neural networks before, so I am a little leery of how smoothly the implementation will go. I will be doing research to learn more about these neural networks and how to implement them. Additionally, I could run into issues with computational resources given the size of the dataset. If I encounter computational restrictions, I will sample the data and work with a smaller subset of the data. I am also considering working only with the online transactions if necessary.</w:t>
+      </w:r>
+      <w:r>
+        <w:t>1. Data Quality Quantity Issues</w:t>
+      </w:r>
+    </w:p>
+    <w:p>
+      <w:r>
+        <w:t>Noisy or inaccurate data reduces model reliability. Moreover a 1000 records may not be sufficient for model accuracy.</w:t>
+      </w:r>
+    </w:p>
+    <w:p/>
+    <w:p>
+      <w:r>
+        <w:t>2. Feature Limitations</w:t>
+      </w:r>
+    </w:p>
+    <w:p>
+      <w:r>
+        <w:lastRenderedPageBreak/>
+        <w:t>Dataset includes only basic features:</w:t>
+      </w:r>
+    </w:p>
+    <w:p>
+      <w:r>
+        <w:tab/>
+        <w:t>No lifestyle data (diet, exercise)</w:t>
+      </w:r>
+    </w:p>
+    <w:p>
+      <w:r>
+        <w:tab/>
+        <w:t>No genetic or clinical history</w:t>
+      </w:r>
+    </w:p>
+    <w:p>
+      <w:r>
+        <w:tab/>
+        <w:t>Limits predictive power in real-world scenarios.</w:t>
+      </w:r>
+    </w:p>
+    <w:p/>
+    <w:p/>
+    <w:p>
+      <w:r>
+        <w:t>3. Overfitting</w:t>
+      </w:r>
+    </w:p>
+    <w:p>
+      <w:r>
+        <w:t>Decision tree achieving 100% accuracy is a red flag.</w:t>
+      </w:r>
+    </w:p>
+    <w:p>
+      <w:r>
+        <w:t>Models may memorize training data instead of learning patterns.</w:t>
+      </w:r>
+    </w:p>
+    <w:p/>
+    <w:p>
+      <w:r>
+        <w:t>4. Computational Complexity</w:t>
+      </w:r>
+    </w:p>
+    <w:p>
+      <w:r>
+        <w:t>Ensemble + stacking + PSO + genetic algorithms:</w:t>
+      </w:r>
+    </w:p>
+    <w:p>
+      <w:r>
+        <w:t>High runtime</w:t>
       </w:r>
     </w:p>
     <w:p/>
@@ -450,79 +788,22 @@
     </w:p>
     <w:p>
       <w:r>
-        <w:t>The original paper written by the dataset creator:</w:t>
-      </w:r>
-    </w:p>
-    <w:p>
-      <w:pPr>
-        <w:ind w:left="720" w:hanging="720"/>
-      </w:pPr>
-      <w:r>
-        <w:t xml:space="preserve">Altman, E. R. (2019, October 4). </w:t>
-      </w:r>
-      <w:r>
-        <w:rPr>
-          <w:i/>
-          <w:iCs/>
-        </w:rPr>
-        <w:t>Synthesizing credit card transactions</w:t>
-      </w:r>
-      <w:r>
-        <w:t>. arXiv.org. https://arxiv.org/abs/1910.03033</w:t>
-      </w:r>
-    </w:p>
-    <w:p/>
-    <w:p>
-      <w:r>
-        <w:t>A Medium article on LSTM models:</w:t>
-      </w:r>
-    </w:p>
-    <w:p>
-      <w:pPr>
-        <w:ind w:left="720" w:hanging="720"/>
-      </w:pPr>
-      <w:r>
-        <w:t>J, R. T. J. (2024, March 6). LSTMs Explained: A Complete, Technically Accurate, Conceptual Guide with Keras. Medium. https://medium.com/analytics-vidhya/lstms-explained-a-complete-technically-accurate-conceptual-guide-with-keras-2a650327e8f2</w:t>
-      </w:r>
-    </w:p>
-    <w:p/>
-    <w:p>
-      <w:r>
-        <w:t>A paper on Graph Neural Networks:</w:t>
-      </w:r>
-    </w:p>
-    <w:p>
-      <w:pPr>
-        <w:ind w:left="720" w:hanging="720"/>
-      </w:pPr>
-      <w:r>
-        <w:t xml:space="preserve">Wu, Z., Pan, S., Chen, F., Long, G., Zhang, C., &amp; Yu, P. S. (2020). A comprehensive survey on graph neural networks. </w:t>
-      </w:r>
-      <w:r>
-        <w:rPr>
-          <w:i/>
-          <w:iCs/>
-        </w:rPr>
-        <w:t>IEEE Transactions on Neural Networks and Learning Systems</w:t>
-      </w:r>
-      <w:r>
-        <w:t xml:space="preserve">, </w:t>
-      </w:r>
-      <w:r>
-        <w:rPr>
-          <w:i/>
-          <w:iCs/>
-        </w:rPr>
-        <w:t>32</w:t>
-      </w:r>
-      <w:r>
-        <w:t>(1), 4–24. https://doi.org/10.1109/tnnls.2020.2978386</w:t>
-      </w:r>
-    </w:p>
-    <w:p/>
-    <w:p>
-      <w:r>
-        <w:t xml:space="preserve">I will also be using neural network walk-throughs and demonstrations as I progress through the project. </w:t>
+        <w:t>https://pmc.ncbi.nlm.nih.gov/articles/PMC8306487/</w:t>
+      </w:r>
+    </w:p>
+    <w:p>
+      <w:r>
+        <w:t>https://data.mendeley.com/datasets/nxnty5g7y6/3</w:t>
+      </w:r>
+    </w:p>
+    <w:p>
+      <w:r>
+        <w:t>https://www.kaggle.com/code/mathchi/diagnostic-a-patient-has-diabetes</w:t>
+      </w:r>
+    </w:p>
+    <w:p>
+      <w:r>
+        <w:t>using part of dataset containing patients from Pima Indian heritage for testing the  model.</w:t>
       </w:r>
     </w:p>
     <w:sectPr>
@@ -948,6 +1229,92 @@
       </w:rPr>
     </w:lvl>
   </w:abstractNum>
+  <w:abstractNum w:abstractNumId="3" w15:restartNumberingAfterBreak="0">
+    <w:nsid w:val="7AF85554"/>
+    <w:multiLevelType w:val="hybridMultilevel"/>
+    <w:tmpl w:val="94D89A30"/>
+    <w:lvl w:ilvl="0" w:tplc="0409000F">
+      <w:start w:val="1"/>
+      <w:numFmt w:val="decimal"/>
+      <w:lvlText w:val="%1."/>
+      <w:lvlJc w:val="left"/>
+      <w:pPr>
+        <w:ind w:left="720" w:hanging="360"/>
+      </w:pPr>
+    </w:lvl>
+    <w:lvl w:ilvl="1" w:tplc="04090019" w:tentative="1">
+      <w:start w:val="1"/>
+      <w:numFmt w:val="lowerLetter"/>
+      <w:lvlText w:val="%2."/>
+      <w:lvlJc w:val="left"/>
+      <w:pPr>
+        <w:ind w:left="1440" w:hanging="360"/>
+      </w:pPr>
+    </w:lvl>
+    <w:lvl w:ilvl="2" w:tplc="0409001B" w:tentative="1">
+      <w:start w:val="1"/>
+      <w:numFmt w:val="lowerRoman"/>
+      <w:lvlText w:val="%3."/>
+      <w:lvlJc w:val="right"/>
+      <w:pPr>
+        <w:ind w:left="2160" w:hanging="180"/>
+      </w:pPr>
+    </w:lvl>
+    <w:lvl w:ilvl="3" w:tplc="0409000F" w:tentative="1">
+      <w:start w:val="1"/>
+      <w:numFmt w:val="decimal"/>
+      <w:lvlText w:val="%4."/>
+      <w:lvlJc w:val="left"/>
+      <w:pPr>
+        <w:ind w:left="2880" w:hanging="360"/>
+      </w:pPr>
+    </w:lvl>
+    <w:lvl w:ilvl="4" w:tplc="04090019" w:tentative="1">
+      <w:start w:val="1"/>
+      <w:numFmt w:val="lowerLetter"/>
+      <w:lvlText w:val="%5."/>
+      <w:lvlJc w:val="left"/>
+      <w:pPr>
+        <w:ind w:left="3600" w:hanging="360"/>
+      </w:pPr>
+    </w:lvl>
+    <w:lvl w:ilvl="5" w:tplc="0409001B" w:tentative="1">
+      <w:start w:val="1"/>
+      <w:numFmt w:val="lowerRoman"/>
+      <w:lvlText w:val="%6."/>
+      <w:lvlJc w:val="right"/>
+      <w:pPr>
+        <w:ind w:left="4320" w:hanging="180"/>
+      </w:pPr>
+    </w:lvl>
+    <w:lvl w:ilvl="6" w:tplc="0409000F" w:tentative="1">
+      <w:start w:val="1"/>
+      <w:numFmt w:val="decimal"/>
+      <w:lvlText w:val="%7."/>
+      <w:lvlJc w:val="left"/>
+      <w:pPr>
+        <w:ind w:left="5040" w:hanging="360"/>
+      </w:pPr>
+    </w:lvl>
+    <w:lvl w:ilvl="7" w:tplc="04090019" w:tentative="1">
+      <w:start w:val="1"/>
+      <w:numFmt w:val="lowerLetter"/>
+      <w:lvlText w:val="%8."/>
+      <w:lvlJc w:val="left"/>
+      <w:pPr>
+        <w:ind w:left="5760" w:hanging="360"/>
+      </w:pPr>
+    </w:lvl>
+    <w:lvl w:ilvl="8" w:tplc="0409001B" w:tentative="1">
+      <w:start w:val="1"/>
+      <w:numFmt w:val="lowerRoman"/>
+      <w:lvlText w:val="%9."/>
+      <w:lvlJc w:val="right"/>
+      <w:pPr>
+        <w:ind w:left="6480" w:hanging="180"/>
+      </w:pPr>
+    </w:lvl>
+  </w:abstractNum>
   <w:num w:numId="1" w16cid:durableId="2000189874">
     <w:abstractNumId w:val="0"/>
   </w:num>
@@ -956,6 +1323,9 @@
   </w:num>
   <w:num w:numId="3" w16cid:durableId="1540043238">
     <w:abstractNumId w:val="2"/>
+  </w:num>
+  <w:num w:numId="4" w16cid:durableId="1052001290">
+    <w:abstractNumId w:val="3"/>
   </w:num>
 </w:numbering>
 </file>
